--- a/Data Sources and Definitions.docx
+++ b/Data Sources and Definitions.docx
@@ -3029,8 +3029,8 @@
 </file>
 
 <file path=customXml/item3.xml><?xml version="1.0" encoding="utf-8"?>
-<ct:contentTypeSchema xmlns:ct="http://schemas.microsoft.com/office/2006/metadata/contentType" xmlns:ma="http://schemas.microsoft.com/office/2006/metadata/properties/metaAttributes" ct:_="" ma:_="" ma:contentTypeName="Document" ma:contentTypeID="0x0101009DB186CF7F80A74C975ABCA7941BEDA0" ma:contentTypeVersion="11" ma:contentTypeDescription="Create a new document." ma:contentTypeScope="" ma:versionID="4d78f87fe820fff0748dad2ecd4b4cb6">
-  <xsd:schema xmlns:xsd="http://www.w3.org/2001/XMLSchema" xmlns:xs="http://www.w3.org/2001/XMLSchema" xmlns:p="http://schemas.microsoft.com/office/2006/metadata/properties" xmlns:ns2="7089f3b7-1bd9-4d20-9b2b-928b8e06220e" xmlns:ns3="d0de76ba-4ace-4b41-aaab-381e16b58067" targetNamespace="http://schemas.microsoft.com/office/2006/metadata/properties" ma:root="true" ma:fieldsID="7d75c124e7dc47f2350fcc230e708554" ns2:_="" ns3:_="">
+<ct:contentTypeSchema xmlns:ct="http://schemas.microsoft.com/office/2006/metadata/contentType" xmlns:ma="http://schemas.microsoft.com/office/2006/metadata/properties/metaAttributes" ct:_="" ma:_="" ma:contentTypeName="Document" ma:contentTypeID="0x0101009DB186CF7F80A74C975ABCA7941BEDA0" ma:contentTypeVersion="11" ma:contentTypeDescription="Create a new document." ma:contentTypeScope="" ma:versionID="53014fe2255304cc97fddcaad0588a7b">
+  <xsd:schema xmlns:xsd="http://www.w3.org/2001/XMLSchema" xmlns:xs="http://www.w3.org/2001/XMLSchema" xmlns:p="http://schemas.microsoft.com/office/2006/metadata/properties" xmlns:ns2="7089f3b7-1bd9-4d20-9b2b-928b8e06220e" xmlns:ns3="d0de76ba-4ace-4b41-aaab-381e16b58067" targetNamespace="http://schemas.microsoft.com/office/2006/metadata/properties" ma:root="true" ma:fieldsID="67dd1260f7fe94d2c8aaa0a0f4f4c93e" ns2:_="" ns3:_="">
     <xsd:import namespace="7089f3b7-1bd9-4d20-9b2b-928b8e06220e"/>
     <xsd:import namespace="d0de76ba-4ace-4b41-aaab-381e16b58067"/>
     <xsd:element name="properties">
@@ -3243,20 +3243,5 @@
 </file>
 
 <file path=customXml/itemProps3.xml><?xml version="1.0" encoding="utf-8"?>
-<ds:datastoreItem xmlns:ds="http://schemas.openxmlformats.org/officeDocument/2006/customXml" ds:itemID="{ACACEA6F-84D9-437E-8193-7F08B5F96359}">
-  <ds:schemaRefs>
-    <ds:schemaRef ds:uri="http://schemas.microsoft.com/office/2006/metadata/contentType"/>
-    <ds:schemaRef ds:uri="http://schemas.microsoft.com/office/2006/metadata/properties/metaAttributes"/>
-    <ds:schemaRef ds:uri="http://www.w3.org/2001/XMLSchema"/>
-    <ds:schemaRef ds:uri="http://schemas.microsoft.com/office/2006/metadata/properties"/>
-    <ds:schemaRef ds:uri="7089f3b7-1bd9-4d20-9b2b-928b8e06220e"/>
-    <ds:schemaRef ds:uri="d0de76ba-4ace-4b41-aaab-381e16b58067"/>
-    <ds:schemaRef ds:uri="http://schemas.microsoft.com/office/2006/documentManagement/types"/>
-    <ds:schemaRef ds:uri="http://schemas.microsoft.com/office/infopath/2007/PartnerControls"/>
-    <ds:schemaRef ds:uri="http://schemas.openxmlformats.org/package/2006/metadata/core-properties"/>
-    <ds:schemaRef ds:uri="http://purl.org/dc/elements/1.1/"/>
-    <ds:schemaRef ds:uri="http://purl.org/dc/terms/"/>
-    <ds:schemaRef ds:uri="http://schemas.microsoft.com/internal/obd"/>
-  </ds:schemaRefs>
-</ds:datastoreItem>
+<ds:datastoreItem xmlns:ds="http://schemas.openxmlformats.org/officeDocument/2006/customXml" ds:itemID="{14DEC153-9E8E-4246-B8A0-092DB97EF86D}"/>
 </file>